--- a/Rezyapova_Alina_lb1/Rezyapova_Alina_lb1.docx
+++ b/Rezyapova_Alina_lb1/Rezyapova_Alina_lb1.docx
@@ -2504,8 +2504,6 @@
         </w:rPr>
         <w:t>, рекурсивно вызываем функцию, затем откатываем изменения</w:t>
       </w:r>
-      <w:bookmarkStart w:id="0" w:name="_GoBack"/>
-      <w:bookmarkEnd w:id="0"/>
     </w:p>
     <w:p>
       <w:pPr>
@@ -2633,9 +2631,23 @@
           <w:kern w:val="3"/>
           <w:sz w:val="28"/>
           <w:szCs w:val="28"/>
-          <w:lang w:val="ru-RU" w:eastAsia="zh-CN" w:bidi="hi-IN"/>
-        </w:rPr>
-        <w:t xml:space="preserve">В худшем случае (без оптимизаций): </w:t>
+          <w:lang w:val="en-US" w:eastAsia="zh-CN" w:bidi="hi-IN"/>
+        </w:rPr>
+        <w:t>В худшем случае без оптимизаций алгоритм перебирает все возможные комбинации квадратов, начиная с максимального размера N−</w:t>
+      </w:r>
+      <w:r>
+        <w:rPr>
+          <w:rFonts w:hint="default" w:cs="Times New Roman"/>
+          <w:b w:val="0"/>
+          <w:bCs w:val="0"/>
+          <w:i w:val="0"/>
+          <w:iCs w:val="0"/>
+          <w:kern w:val="3"/>
+          <w:sz w:val="28"/>
+          <w:szCs w:val="28"/>
+          <w:lang w:val="ru-RU" w:eastAsia="zh-CN" w:bidi="hi-IN"/>
+        </w:rPr>
+        <w:t>1</w:t>
       </w:r>
       <w:r>
         <w:rPr>
@@ -2649,7 +2661,7 @@
           <w:szCs w:val="28"/>
           <w:lang w:val="en-US" w:eastAsia="zh-CN" w:bidi="hi-IN"/>
         </w:rPr>
-        <w:t>O((N - 1)!</w:t>
+        <w:t> и уменьшая. На каждом шаге выбирается первая свободная клетка, и для неё перебираются возможные размеры квадратов.</w:t>
       </w:r>
       <w:r>
         <w:rPr>
@@ -2661,9 +2673,9 @@
           <w:kern w:val="3"/>
           <w:sz w:val="28"/>
           <w:szCs w:val="28"/>
-          <w:lang w:val="ru-RU" w:eastAsia="zh-CN" w:bidi="hi-IN"/>
-        </w:rPr>
-        <w:t xml:space="preserve"> * </w:t>
+          <w:lang w:val="en-US" w:eastAsia="zh-CN" w:bidi="hi-IN"/>
+        </w:rPr>
+        <w:br w:type="textWrapping"/>
       </w:r>
       <w:r>
         <w:rPr>
@@ -2677,21 +2689,7 @@
           <w:szCs w:val="28"/>
           <w:lang w:val="en-US" w:eastAsia="zh-CN" w:bidi="hi-IN"/>
         </w:rPr>
-        <w:t>N^2)</w:t>
-      </w:r>
-      <w:r>
-        <w:rPr>
-          <w:rFonts w:hint="default" w:ascii="Times New Roman" w:hAnsi="Times New Roman" w:eastAsia="Times New Roman" w:cs="Times New Roman"/>
-          <w:b w:val="0"/>
-          <w:bCs w:val="0"/>
-          <w:i w:val="0"/>
-          <w:iCs w:val="0"/>
-          <w:kern w:val="3"/>
-          <w:sz w:val="28"/>
-          <w:szCs w:val="28"/>
-          <w:lang w:val="ru-RU" w:eastAsia="zh-CN" w:bidi="hi-IN"/>
-        </w:rPr>
-        <w:t xml:space="preserve"> - квадрат, O((min(M,N)-1)! × M × N) - прямоугольник</w:t>
+        <w:t>Число возможных последовательностей квадратов в худшем случае экспоненциально, однако количество различных размеров квадратов ограничено N−1, и глубина рекурсии не превышает количества квадратов в решении.</w:t>
       </w:r>
     </w:p>
     <w:p>
@@ -2715,7 +2713,7 @@
         <w:jc w:val="both"/>
         <w:textAlignment w:val="baseline"/>
         <w:rPr>
-          <w:rFonts w:hint="default" w:cs="Times New Roman"/>
+          <w:rFonts w:hint="default" w:ascii="Times New Roman" w:hAnsi="Times New Roman" w:eastAsia="Times New Roman" w:cs="Times New Roman"/>
           <w:b w:val="0"/>
           <w:bCs w:val="0"/>
           <w:i w:val="0"/>
@@ -2736,23 +2734,65 @@
           <w:kern w:val="3"/>
           <w:sz w:val="28"/>
           <w:szCs w:val="28"/>
-          <w:lang w:val="ru-RU" w:eastAsia="zh-CN" w:bidi="hi-IN"/>
-        </w:rPr>
-        <w:t>С оптимизациями: значительно лучше благодаря отсечениям, но в худшем случае все еще экспотенциальная - O(c^S), где c &lt; 2, S = max(M,N)</w:t>
-      </w:r>
-      <w:r>
-        <w:rPr>
-          <w:rFonts w:hint="default" w:cs="Times New Roman"/>
-          <w:b w:val="0"/>
-          <w:bCs w:val="0"/>
-          <w:i w:val="0"/>
-          <w:iCs w:val="0"/>
-          <w:kern w:val="3"/>
-          <w:sz w:val="28"/>
-          <w:szCs w:val="28"/>
           <w:lang w:val="en-US" w:eastAsia="zh-CN" w:bidi="hi-IN"/>
         </w:rPr>
-        <w:t>^2</w:t>
+        <w:t>O((N - 1)!</w:t>
+      </w:r>
+      <w:r>
+        <w:rPr>
+          <w:rFonts w:hint="default" w:ascii="Times New Roman" w:hAnsi="Times New Roman" w:eastAsia="Times New Roman" w:cs="Times New Roman"/>
+          <w:b w:val="0"/>
+          <w:bCs w:val="0"/>
+          <w:i w:val="0"/>
+          <w:iCs w:val="0"/>
+          <w:kern w:val="3"/>
+          <w:sz w:val="28"/>
+          <w:szCs w:val="28"/>
+          <w:lang w:val="ru-RU" w:eastAsia="zh-CN" w:bidi="hi-IN"/>
+        </w:rPr>
+        <w:t xml:space="preserve"> * </w:t>
+      </w:r>
+      <w:r>
+        <w:rPr>
+          <w:rFonts w:hint="default" w:ascii="Times New Roman" w:hAnsi="Times New Roman" w:eastAsia="Times New Roman" w:cs="Times New Roman"/>
+          <w:b w:val="0"/>
+          <w:bCs w:val="0"/>
+          <w:i w:val="0"/>
+          <w:iCs w:val="0"/>
+          <w:kern w:val="3"/>
+          <w:sz w:val="28"/>
+          <w:szCs w:val="28"/>
+          <w:lang w:val="en-US" w:eastAsia="zh-CN" w:bidi="hi-IN"/>
+        </w:rPr>
+        <w:t>N^2)</w:t>
+      </w:r>
+      <w:r>
+        <w:rPr>
+          <w:rFonts w:hint="default" w:ascii="Times New Roman" w:hAnsi="Times New Roman" w:eastAsia="Times New Roman" w:cs="Times New Roman"/>
+          <w:b w:val="0"/>
+          <w:bCs w:val="0"/>
+          <w:i w:val="0"/>
+          <w:iCs w:val="0"/>
+          <w:kern w:val="3"/>
+          <w:sz w:val="28"/>
+          <w:szCs w:val="28"/>
+          <w:lang w:val="ru-RU" w:eastAsia="zh-CN" w:bidi="hi-IN"/>
+        </w:rPr>
+        <w:t xml:space="preserve"> - квадрат, O((min(M,N)-1)! × M × N) - прямоугольник</w:t>
+      </w:r>
+      <w:r>
+        <w:rPr>
+          <w:rFonts w:hint="default" w:ascii="Times New Roman" w:hAnsi="Times New Roman" w:eastAsia="Times New Roman" w:cs="Times New Roman"/>
+          <w:b w:val="0"/>
+          <w:bCs w:val="0"/>
+          <w:i w:val="0"/>
+          <w:iCs w:val="0"/>
+          <w:kern w:val="3"/>
+          <w:sz w:val="28"/>
+          <w:szCs w:val="28"/>
+          <w:lang w:val="en-US" w:eastAsia="zh-CN" w:bidi="hi-IN"/>
+        </w:rPr>
+        <w:t>,</w:t>
       </w:r>
     </w:p>
     <w:p>
@@ -2799,7 +2839,7 @@
           <w:szCs w:val="28"/>
           <w:lang w:val="ru-RU" w:eastAsia="zh-CN" w:bidi="hi-IN"/>
         </w:rPr>
-        <w:t>В лучшем случае: O(S), где S = N</w:t>
+        <w:t>где (N−1)! — максимальное число перестановок различных размеров, а N</w:t>
       </w:r>
       <w:r>
         <w:rPr>
@@ -2827,49 +2867,7 @@
           <w:szCs w:val="28"/>
           <w:lang w:val="ru-RU" w:eastAsia="zh-CN" w:bidi="hi-IN"/>
         </w:rPr>
-        <w:t xml:space="preserve"> или S = M×N – площадь поля</w:t>
-      </w:r>
-    </w:p>
-    <w:p>
-      <w:pPr>
-        <w:pStyle w:val="5"/>
-        <w:keepLines w:val="0"/>
-        <w:pageBreakBefore w:val="0"/>
-        <w:kinsoku/>
-        <w:wordWrap/>
-        <w:overflowPunct/>
-        <w:topLinePunct w:val="0"/>
-        <w:autoSpaceDE/>
-        <w:bidi w:val="0"/>
-        <w:adjustRightInd/>
-        <w:snapToGrid/>
-        <w:spacing w:line="360" w:lineRule="auto"/>
-        <w:jc w:val="both"/>
-        <w:rPr>
-          <w:rFonts w:hint="default" w:cs="Times New Roman"/>
-          <w:b w:val="0"/>
-          <w:bCs w:val="0"/>
-          <w:i/>
-          <w:iCs/>
-          <w:kern w:val="3"/>
-          <w:sz w:val="28"/>
-          <w:szCs w:val="28"/>
-          <w:lang w:val="ru-RU" w:eastAsia="zh-CN" w:bidi="hi-IN"/>
-        </w:rPr>
-      </w:pPr>
-      <w:r>
-        <w:rPr>
-          <w:rFonts w:hint="default" w:cs="Times New Roman"/>
-          <w:b w:val="0"/>
-          <w:bCs w:val="0"/>
-          <w:i/>
-          <w:iCs/>
-          <w:kern w:val="3"/>
-          <w:sz w:val="28"/>
-          <w:szCs w:val="28"/>
-          <w:lang w:val="ru-RU" w:eastAsia="zh-CN" w:bidi="hi-IN"/>
-        </w:rPr>
-        <w:t xml:space="preserve"> Сложность по памяти:</w:t>
+        <w:t> — затраты на проверку размещения и поиск свободной клетки.</w:t>
       </w:r>
     </w:p>
     <w:p>
@@ -2901,50 +2899,22 @@
           <w:kern w:val="3"/>
           <w:sz w:val="28"/>
           <w:szCs w:val="28"/>
-          <w:lang w:val="ru-RU" w:eastAsia="zh-CN" w:bidi="hi-IN"/>
-        </w:rPr>
-      </w:pPr>
-      <w:r>
-        <w:rPr>
-          <w:rFonts w:hint="default" w:cs="Times New Roman"/>
-          <w:b w:val="0"/>
-          <w:bCs w:val="0"/>
-          <w:i w:val="0"/>
-          <w:iCs w:val="0"/>
-          <w:kern w:val="3"/>
-          <w:sz w:val="28"/>
-          <w:szCs w:val="28"/>
-          <w:lang w:val="ru-RU" w:eastAsia="zh-CN" w:bidi="hi-IN"/>
-        </w:rPr>
-        <w:t xml:space="preserve">Хранение доски: </w:t>
-      </w:r>
-      <w:r>
-        <w:rPr>
-          <w:rFonts w:hint="default" w:cs="Times New Roman"/>
-          <w:b w:val="0"/>
-          <w:bCs w:val="0"/>
-          <w:i w:val="0"/>
-          <w:iCs w:val="0"/>
-          <w:kern w:val="3"/>
-          <w:sz w:val="28"/>
-          <w:szCs w:val="28"/>
           <w:lang w:val="en-US" w:eastAsia="zh-CN" w:bidi="hi-IN"/>
         </w:rPr>
-        <w:t xml:space="preserve">O(N*N) </w:t>
-      </w:r>
-      <w:r>
-        <w:rPr>
-          <w:rFonts w:hint="default" w:cs="Times New Roman"/>
-          <w:b w:val="0"/>
-          <w:bCs w:val="0"/>
-          <w:i w:val="0"/>
-          <w:iCs w:val="0"/>
-          <w:kern w:val="3"/>
-          <w:sz w:val="28"/>
-          <w:szCs w:val="28"/>
-          <w:lang w:val="ru-RU" w:eastAsia="zh-CN" w:bidi="hi-IN"/>
-        </w:rPr>
-        <w:t xml:space="preserve">= </w:t>
+      </w:pPr>
+      <w:r>
+        <w:rPr>
+          <w:rFonts w:hint="default" w:ascii="Times New Roman" w:hAnsi="Times New Roman" w:eastAsia="Times New Roman" w:cs="Times New Roman"/>
+          <w:b w:val="0"/>
+          <w:bCs w:val="0"/>
+          <w:i w:val="0"/>
+          <w:iCs w:val="0"/>
+          <w:kern w:val="3"/>
+          <w:sz w:val="28"/>
+          <w:szCs w:val="28"/>
+          <w:lang w:val="ru-RU" w:eastAsia="zh-CN" w:bidi="hi-IN"/>
+        </w:rPr>
+        <w:t>С оптимизациями: значительно лучше благодаря отсечениям, но в худшем случае все еще экспотенциальная - O(c^S), где c &lt; 2, S = max(M,N)</w:t>
       </w:r>
       <w:r>
         <w:rPr>
@@ -2958,25 +2928,142 @@
           <w:szCs w:val="28"/>
           <w:lang w:val="en-US" w:eastAsia="zh-CN" w:bidi="hi-IN"/>
         </w:rPr>
-        <w:t xml:space="preserve">O(N^2) - </w:t>
-      </w:r>
-      <w:r>
-        <w:rPr>
-          <w:rFonts w:hint="default" w:cs="Times New Roman"/>
-          <w:b w:val="0"/>
-          <w:bCs w:val="0"/>
-          <w:i w:val="0"/>
-          <w:iCs w:val="0"/>
-          <w:kern w:val="3"/>
-          <w:sz w:val="28"/>
-          <w:szCs w:val="28"/>
-          <w:lang w:val="ru-RU" w:eastAsia="zh-CN" w:bidi="hi-IN"/>
-        </w:rPr>
-        <w:t>квадрат</w:t>
-      </w:r>
-      <w:r>
-        <w:rPr>
-          <w:rFonts w:hint="default" w:cs="Times New Roman"/>
+        <w:t>^2</w:t>
+      </w:r>
+    </w:p>
+    <w:p>
+      <w:pPr>
+        <w:pStyle w:val="10"/>
+        <w:keepNext w:val="0"/>
+        <w:keepLines w:val="0"/>
+        <w:pageBreakBefore w:val="0"/>
+        <w:widowControl/>
+        <w:suppressLineNumbers w:val="0"/>
+        <w:shd w:val="clear" w:fill="FFFFFF"/>
+        <w:kinsoku/>
+        <w:wordWrap/>
+        <w:overflowPunct/>
+        <w:topLinePunct w:val="0"/>
+        <w:autoSpaceDE/>
+        <w:bidi w:val="0"/>
+        <w:adjustRightInd/>
+        <w:snapToGrid/>
+        <w:spacing w:before="192" w:beforeAutospacing="0" w:after="192" w:afterAutospacing="0" w:line="360" w:lineRule="auto"/>
+        <w:ind w:left="0" w:right="0" w:firstLine="0"/>
+        <w:rPr>
+          <w:rFonts w:hint="default" w:ascii="Times New Roman" w:hAnsi="Times New Roman" w:eastAsia="Times New Roman" w:cs="Times New Roman"/>
+          <w:b w:val="0"/>
+          <w:bCs w:val="0"/>
+          <w:i w:val="0"/>
+          <w:iCs w:val="0"/>
+          <w:kern w:val="3"/>
+          <w:sz w:val="28"/>
+          <w:szCs w:val="28"/>
+          <w:lang w:val="ru-RU" w:eastAsia="zh-CN" w:bidi="hi-IN"/>
+        </w:rPr>
+      </w:pPr>
+      <w:r>
+        <w:rPr>
+          <w:rFonts w:hint="default" w:ascii="Times New Roman" w:hAnsi="Times New Roman" w:eastAsia="Times New Roman" w:cs="Times New Roman"/>
+          <w:b w:val="0"/>
+          <w:bCs w:val="0"/>
+          <w:i w:val="0"/>
+          <w:iCs w:val="0"/>
+          <w:kern w:val="3"/>
+          <w:sz w:val="28"/>
+          <w:szCs w:val="28"/>
+          <w:lang w:val="ru-RU" w:eastAsia="zh-CN" w:bidi="hi-IN"/>
+        </w:rPr>
+        <w:t>Это объясняется тем, что на каждом шаге рекурсии мы выбираем первую свободную клетку и пробуем разместить в ней квадрат одного из возможных размеров, причём число вариантов размещения в среднем ограничено константой, меньшей 2, за счёт отсечений и эвристик (в частности, приоритет больших квадратов и нижняя граница).</w:t>
+      </w:r>
+    </w:p>
+    <w:p>
+      <w:pPr>
+        <w:pStyle w:val="10"/>
+        <w:keepNext w:val="0"/>
+        <w:keepLines w:val="0"/>
+        <w:pageBreakBefore w:val="0"/>
+        <w:widowControl/>
+        <w:suppressLineNumbers w:val="0"/>
+        <w:shd w:val="clear" w:fill="FFFFFF"/>
+        <w:kinsoku/>
+        <w:wordWrap/>
+        <w:overflowPunct/>
+        <w:topLinePunct w:val="0"/>
+        <w:autoSpaceDE/>
+        <w:autoSpaceDN/>
+        <w:bidi w:val="0"/>
+        <w:adjustRightInd/>
+        <w:snapToGrid/>
+        <w:spacing w:before="192" w:beforeAutospacing="0" w:after="192" w:afterAutospacing="0" w:line="360" w:lineRule="auto"/>
+        <w:ind w:left="0" w:right="0" w:firstLine="0"/>
+        <w:textAlignment w:val="auto"/>
+        <w:rPr>
+          <w:rFonts w:hint="default" w:ascii="Times New Roman" w:hAnsi="Times New Roman" w:eastAsia="Times New Roman" w:cs="Times New Roman"/>
+          <w:b w:val="0"/>
+          <w:bCs w:val="0"/>
+          <w:i w:val="0"/>
+          <w:iCs w:val="0"/>
+          <w:kern w:val="3"/>
+          <w:sz w:val="28"/>
+          <w:szCs w:val="28"/>
+          <w:lang w:val="ru-RU" w:eastAsia="zh-CN" w:bidi="hi-IN"/>
+        </w:rPr>
+      </w:pPr>
+      <w:r>
+        <w:rPr>
+          <w:rFonts w:hint="default" w:ascii="Times New Roman" w:hAnsi="Times New Roman" w:eastAsia="Times New Roman" w:cs="Times New Roman"/>
+          <w:b w:val="0"/>
+          <w:bCs w:val="0"/>
+          <w:i w:val="0"/>
+          <w:iCs w:val="0"/>
+          <w:kern w:val="3"/>
+          <w:sz w:val="28"/>
+          <w:szCs w:val="28"/>
+          <w:lang w:val="ru-RU" w:eastAsia="zh-CN" w:bidi="hi-IN"/>
+        </w:rPr>
+        <w:t>В лучшем слу</w:t>
+      </w:r>
+      <w:bookmarkStart w:id="0" w:name="_GoBack"/>
+      <w:bookmarkEnd w:id="0"/>
+      <w:r>
+        <w:rPr>
+          <w:rFonts w:hint="default" w:ascii="Times New Roman" w:hAnsi="Times New Roman" w:eastAsia="Times New Roman" w:cs="Times New Roman"/>
+          <w:b w:val="0"/>
+          <w:bCs w:val="0"/>
+          <w:i w:val="0"/>
+          <w:iCs w:val="0"/>
+          <w:kern w:val="3"/>
+          <w:sz w:val="28"/>
+          <w:szCs w:val="28"/>
+          <w:lang w:val="ru-RU" w:eastAsia="zh-CN" w:bidi="hi-IN"/>
+        </w:rPr>
+        <w:t>чае (например, когда поле полностью покрывается несколькими большими квадратами) сложность близка к линейной:</w:t>
+      </w:r>
+    </w:p>
+    <w:p>
+      <w:pPr>
+        <w:pStyle w:val="10"/>
+        <w:keepNext w:val="0"/>
+        <w:keepLines w:val="0"/>
+        <w:pageBreakBefore w:val="0"/>
+        <w:widowControl/>
+        <w:suppressLineNumbers w:val="0"/>
+        <w:shd w:val="clear" w:fill="FFFFFF"/>
+        <w:kinsoku/>
+        <w:wordWrap/>
+        <w:overflowPunct/>
+        <w:topLinePunct w:val="0"/>
+        <w:autoSpaceDE/>
+        <w:autoSpaceDN/>
+        <w:bidi w:val="0"/>
+        <w:adjustRightInd/>
+        <w:snapToGrid/>
+        <w:spacing w:before="192" w:beforeAutospacing="0" w:after="192" w:afterAutospacing="0" w:line="360" w:lineRule="auto"/>
+        <w:ind w:left="0" w:right="0" w:firstLine="0"/>
+        <w:textAlignment w:val="auto"/>
+        <w:rPr>
+          <w:rFonts w:hint="default" w:ascii="Times New Roman" w:hAnsi="Times New Roman" w:eastAsia="Times New Roman" w:cs="Times New Roman"/>
           <w:b w:val="0"/>
           <w:bCs w:val="0"/>
           <w:i w:val="0"/>
@@ -2986,21 +3073,66 @@
           <w:szCs w:val="28"/>
           <w:lang w:val="en-US" w:eastAsia="zh-CN" w:bidi="hi-IN"/>
         </w:rPr>
-        <w:t xml:space="preserve"> </w:t>
-      </w:r>
-      <w:r>
-        <w:rPr>
-          <w:rFonts w:hint="default" w:cs="Times New Roman"/>
-          <w:b w:val="0"/>
-          <w:bCs w:val="0"/>
-          <w:i w:val="0"/>
-          <w:iCs w:val="0"/>
-          <w:kern w:val="3"/>
-          <w:sz w:val="28"/>
-          <w:szCs w:val="28"/>
-          <w:lang w:val="ru-RU" w:eastAsia="zh-CN" w:bidi="hi-IN"/>
-        </w:rPr>
-        <w:t xml:space="preserve">или </w:t>
+      </w:pPr>
+      <w:r>
+        <w:rPr>
+          <w:rFonts w:hint="default" w:ascii="Times New Roman" w:hAnsi="Times New Roman" w:eastAsia="Times New Roman" w:cs="Times New Roman"/>
+          <w:b w:val="0"/>
+          <w:bCs w:val="0"/>
+          <w:i w:val="0"/>
+          <w:iCs w:val="0"/>
+          <w:kern w:val="3"/>
+          <w:sz w:val="28"/>
+          <w:szCs w:val="28"/>
+          <w:lang w:val="ru-RU" w:eastAsia="zh-CN" w:bidi="hi-IN"/>
+        </w:rPr>
+        <w:t>O(S).</w:t>
+      </w:r>
+    </w:p>
+    <w:p>
+      <w:pPr>
+        <w:pStyle w:val="5"/>
+        <w:keepNext w:val="0"/>
+        <w:keepLines w:val="0"/>
+        <w:pageBreakBefore w:val="0"/>
+        <w:widowControl/>
+        <w:kinsoku/>
+        <w:wordWrap/>
+        <w:overflowPunct/>
+        <w:topLinePunct w:val="0"/>
+        <w:autoSpaceDE/>
+        <w:autoSpaceDN w:val="0"/>
+        <w:bidi w:val="0"/>
+        <w:adjustRightInd/>
+        <w:snapToGrid/>
+        <w:spacing w:line="360" w:lineRule="auto"/>
+        <w:jc w:val="both"/>
+        <w:textAlignment w:val="baseline"/>
+        <w:rPr>
+          <w:rFonts w:hint="default" w:ascii="Times New Roman" w:hAnsi="Times New Roman" w:eastAsia="Times New Roman" w:cs="Times New Roman"/>
+          <w:b w:val="0"/>
+          <w:bCs w:val="0"/>
+          <w:i w:val="0"/>
+          <w:iCs w:val="0"/>
+          <w:kern w:val="3"/>
+          <w:sz w:val="28"/>
+          <w:szCs w:val="28"/>
+          <w:lang w:val="ru-RU" w:eastAsia="zh-CN" w:bidi="hi-IN"/>
+        </w:rPr>
+      </w:pPr>
+      <w:r>
+        <w:rPr>
+          <w:rFonts w:hint="default" w:ascii="Times New Roman" w:hAnsi="Times New Roman" w:eastAsia="Times New Roman" w:cs="Times New Roman"/>
+          <w:b w:val="0"/>
+          <w:bCs w:val="0"/>
+          <w:i w:val="0"/>
+          <w:iCs w:val="0"/>
+          <w:kern w:val="3"/>
+          <w:sz w:val="28"/>
+          <w:szCs w:val="28"/>
+          <w:lang w:val="ru-RU" w:eastAsia="zh-CN" w:bidi="hi-IN"/>
+        </w:rPr>
+        <w:t xml:space="preserve"> O(S), где S = N</w:t>
       </w:r>
       <w:r>
         <w:rPr>
@@ -3014,21 +3146,63 @@
           <w:szCs w:val="28"/>
           <w:lang w:val="en-US" w:eastAsia="zh-CN" w:bidi="hi-IN"/>
         </w:rPr>
-        <w:t>O(M*N)</w:t>
-      </w:r>
-      <w:r>
-        <w:rPr>
-          <w:rFonts w:hint="default" w:cs="Times New Roman"/>
-          <w:b w:val="0"/>
-          <w:bCs w:val="0"/>
-          <w:i w:val="0"/>
-          <w:iCs w:val="0"/>
-          <w:kern w:val="3"/>
-          <w:sz w:val="28"/>
-          <w:szCs w:val="28"/>
-          <w:lang w:val="ru-RU" w:eastAsia="zh-CN" w:bidi="hi-IN"/>
-        </w:rPr>
-        <w:t xml:space="preserve"> - прямоугольник</w:t>
+        <w:t>^2</w:t>
+      </w:r>
+      <w:r>
+        <w:rPr>
+          <w:rFonts w:hint="default" w:ascii="Times New Roman" w:hAnsi="Times New Roman" w:eastAsia="Times New Roman" w:cs="Times New Roman"/>
+          <w:b w:val="0"/>
+          <w:bCs w:val="0"/>
+          <w:i w:val="0"/>
+          <w:iCs w:val="0"/>
+          <w:kern w:val="3"/>
+          <w:sz w:val="28"/>
+          <w:szCs w:val="28"/>
+          <w:lang w:val="ru-RU" w:eastAsia="zh-CN" w:bidi="hi-IN"/>
+        </w:rPr>
+        <w:t xml:space="preserve"> или S = M×N – площадь поля</w:t>
+      </w:r>
+    </w:p>
+    <w:p>
+      <w:pPr>
+        <w:pStyle w:val="5"/>
+        <w:keepLines w:val="0"/>
+        <w:pageBreakBefore w:val="0"/>
+        <w:kinsoku/>
+        <w:wordWrap/>
+        <w:overflowPunct/>
+        <w:topLinePunct w:val="0"/>
+        <w:autoSpaceDE/>
+        <w:bidi w:val="0"/>
+        <w:adjustRightInd/>
+        <w:snapToGrid/>
+        <w:spacing w:line="360" w:lineRule="auto"/>
+        <w:jc w:val="both"/>
+        <w:rPr>
+          <w:rFonts w:hint="default" w:cs="Times New Roman"/>
+          <w:b w:val="0"/>
+          <w:bCs w:val="0"/>
+          <w:i/>
+          <w:iCs/>
+          <w:kern w:val="3"/>
+          <w:sz w:val="28"/>
+          <w:szCs w:val="28"/>
+          <w:lang w:val="ru-RU" w:eastAsia="zh-CN" w:bidi="hi-IN"/>
+        </w:rPr>
+      </w:pPr>
+      <w:r>
+        <w:rPr>
+          <w:rFonts w:hint="default" w:cs="Times New Roman"/>
+          <w:b w:val="0"/>
+          <w:bCs w:val="0"/>
+          <w:i/>
+          <w:iCs/>
+          <w:kern w:val="3"/>
+          <w:sz w:val="28"/>
+          <w:szCs w:val="28"/>
+          <w:lang w:val="ru-RU" w:eastAsia="zh-CN" w:bidi="hi-IN"/>
+        </w:rPr>
+        <w:t xml:space="preserve"> Сложность по памяти:</w:t>
       </w:r>
     </w:p>
     <w:p>
@@ -3075,7 +3249,7 @@
           <w:szCs w:val="28"/>
           <w:lang w:val="ru-RU" w:eastAsia="zh-CN" w:bidi="hi-IN"/>
         </w:rPr>
-        <w:t xml:space="preserve">Стек рекурсии: </w:t>
+        <w:t xml:space="preserve">Хранение доски: </w:t>
       </w:r>
       <w:r>
         <w:rPr>
@@ -3089,21 +3263,105 @@
           <w:szCs w:val="28"/>
           <w:lang w:val="en-US" w:eastAsia="zh-CN" w:bidi="hi-IN"/>
         </w:rPr>
-        <w:t xml:space="preserve">O(K), K - </w:t>
-      </w:r>
-      <w:r>
-        <w:rPr>
-          <w:rFonts w:hint="default" w:cs="Times New Roman"/>
-          <w:b w:val="0"/>
-          <w:bCs w:val="0"/>
-          <w:i w:val="0"/>
-          <w:iCs w:val="0"/>
-          <w:kern w:val="3"/>
-          <w:sz w:val="28"/>
-          <w:szCs w:val="28"/>
-          <w:lang w:val="ru-RU" w:eastAsia="zh-CN" w:bidi="hi-IN"/>
-        </w:rPr>
-        <w:t>кол-во квадратов в решении</w:t>
+        <w:t xml:space="preserve">O(N*N) </w:t>
+      </w:r>
+      <w:r>
+        <w:rPr>
+          <w:rFonts w:hint="default" w:cs="Times New Roman"/>
+          <w:b w:val="0"/>
+          <w:bCs w:val="0"/>
+          <w:i w:val="0"/>
+          <w:iCs w:val="0"/>
+          <w:kern w:val="3"/>
+          <w:sz w:val="28"/>
+          <w:szCs w:val="28"/>
+          <w:lang w:val="ru-RU" w:eastAsia="zh-CN" w:bidi="hi-IN"/>
+        </w:rPr>
+        <w:t xml:space="preserve">= </w:t>
+      </w:r>
+      <w:r>
+        <w:rPr>
+          <w:rFonts w:hint="default" w:cs="Times New Roman"/>
+          <w:b w:val="0"/>
+          <w:bCs w:val="0"/>
+          <w:i w:val="0"/>
+          <w:iCs w:val="0"/>
+          <w:kern w:val="3"/>
+          <w:sz w:val="28"/>
+          <w:szCs w:val="28"/>
+          <w:lang w:val="en-US" w:eastAsia="zh-CN" w:bidi="hi-IN"/>
+        </w:rPr>
+        <w:t xml:space="preserve">O(N^2) - </w:t>
+      </w:r>
+      <w:r>
+        <w:rPr>
+          <w:rFonts w:hint="default" w:cs="Times New Roman"/>
+          <w:b w:val="0"/>
+          <w:bCs w:val="0"/>
+          <w:i w:val="0"/>
+          <w:iCs w:val="0"/>
+          <w:kern w:val="3"/>
+          <w:sz w:val="28"/>
+          <w:szCs w:val="28"/>
+          <w:lang w:val="ru-RU" w:eastAsia="zh-CN" w:bidi="hi-IN"/>
+        </w:rPr>
+        <w:t>квадрат</w:t>
+      </w:r>
+      <w:r>
+        <w:rPr>
+          <w:rFonts w:hint="default" w:cs="Times New Roman"/>
+          <w:b w:val="0"/>
+          <w:bCs w:val="0"/>
+          <w:i w:val="0"/>
+          <w:iCs w:val="0"/>
+          <w:kern w:val="3"/>
+          <w:sz w:val="28"/>
+          <w:szCs w:val="28"/>
+          <w:lang w:val="en-US" w:eastAsia="zh-CN" w:bidi="hi-IN"/>
+        </w:rPr>
+        <w:t xml:space="preserve"> </w:t>
+      </w:r>
+      <w:r>
+        <w:rPr>
+          <w:rFonts w:hint="default" w:cs="Times New Roman"/>
+          <w:b w:val="0"/>
+          <w:bCs w:val="0"/>
+          <w:i w:val="0"/>
+          <w:iCs w:val="0"/>
+          <w:kern w:val="3"/>
+          <w:sz w:val="28"/>
+          <w:szCs w:val="28"/>
+          <w:lang w:val="ru-RU" w:eastAsia="zh-CN" w:bidi="hi-IN"/>
+        </w:rPr>
+        <w:t xml:space="preserve">или </w:t>
+      </w:r>
+      <w:r>
+        <w:rPr>
+          <w:rFonts w:hint="default" w:cs="Times New Roman"/>
+          <w:b w:val="0"/>
+          <w:bCs w:val="0"/>
+          <w:i w:val="0"/>
+          <w:iCs w:val="0"/>
+          <w:kern w:val="3"/>
+          <w:sz w:val="28"/>
+          <w:szCs w:val="28"/>
+          <w:lang w:val="en-US" w:eastAsia="zh-CN" w:bidi="hi-IN"/>
+        </w:rPr>
+        <w:t>O(M*N)</w:t>
+      </w:r>
+      <w:r>
+        <w:rPr>
+          <w:rFonts w:hint="default" w:cs="Times New Roman"/>
+          <w:b w:val="0"/>
+          <w:bCs w:val="0"/>
+          <w:i w:val="0"/>
+          <w:iCs w:val="0"/>
+          <w:kern w:val="3"/>
+          <w:sz w:val="28"/>
+          <w:szCs w:val="28"/>
+          <w:lang w:val="ru-RU" w:eastAsia="zh-CN" w:bidi="hi-IN"/>
+        </w:rPr>
+        <w:t xml:space="preserve"> - прямоугольник</w:t>
       </w:r>
     </w:p>
     <w:p>
@@ -3135,64 +3393,50 @@
           <w:kern w:val="3"/>
           <w:sz w:val="28"/>
           <w:szCs w:val="28"/>
+          <w:lang w:val="ru-RU" w:eastAsia="zh-CN" w:bidi="hi-IN"/>
+        </w:rPr>
+      </w:pPr>
+      <w:r>
+        <w:rPr>
+          <w:rFonts w:hint="default" w:cs="Times New Roman"/>
+          <w:b w:val="0"/>
+          <w:bCs w:val="0"/>
+          <w:i w:val="0"/>
+          <w:iCs w:val="0"/>
+          <w:kern w:val="3"/>
+          <w:sz w:val="28"/>
+          <w:szCs w:val="28"/>
+          <w:lang w:val="ru-RU" w:eastAsia="zh-CN" w:bidi="hi-IN"/>
+        </w:rPr>
+        <w:t xml:space="preserve">Стек рекурсии: </w:t>
+      </w:r>
+      <w:r>
+        <w:rPr>
+          <w:rFonts w:hint="default" w:cs="Times New Roman"/>
+          <w:b w:val="0"/>
+          <w:bCs w:val="0"/>
+          <w:i w:val="0"/>
+          <w:iCs w:val="0"/>
+          <w:kern w:val="3"/>
+          <w:sz w:val="28"/>
+          <w:szCs w:val="28"/>
           <w:lang w:val="en-US" w:eastAsia="zh-CN" w:bidi="hi-IN"/>
         </w:rPr>
-      </w:pPr>
-      <w:r>
-        <w:rPr>
-          <w:rFonts w:hint="default" w:cs="Times New Roman"/>
-          <w:b w:val="0"/>
-          <w:bCs w:val="0"/>
-          <w:i w:val="0"/>
-          <w:iCs w:val="0"/>
-          <w:kern w:val="3"/>
-          <w:sz w:val="28"/>
-          <w:szCs w:val="28"/>
-          <w:lang w:val="ru-RU" w:eastAsia="zh-CN" w:bidi="hi-IN"/>
-        </w:rPr>
-        <w:t xml:space="preserve">Общая память: </w:t>
-      </w:r>
-      <w:r>
-        <w:rPr>
-          <w:rFonts w:hint="default" w:cs="Times New Roman"/>
-          <w:b w:val="0"/>
-          <w:bCs w:val="0"/>
-          <w:i w:val="0"/>
-          <w:iCs w:val="0"/>
-          <w:kern w:val="3"/>
-          <w:sz w:val="28"/>
-          <w:szCs w:val="28"/>
-          <w:lang w:val="en-US" w:eastAsia="zh-CN" w:bidi="hi-IN"/>
-        </w:rPr>
-        <w:t xml:space="preserve">O(N^2) + O(K) = O(N^2) - </w:t>
-      </w:r>
-      <w:r>
-        <w:rPr>
-          <w:rFonts w:hint="default" w:cs="Times New Roman"/>
-          <w:b w:val="0"/>
-          <w:bCs w:val="0"/>
-          <w:i w:val="0"/>
-          <w:iCs w:val="0"/>
-          <w:kern w:val="3"/>
-          <w:sz w:val="28"/>
-          <w:szCs w:val="28"/>
-          <w:lang w:val="ru-RU" w:eastAsia="zh-CN" w:bidi="hi-IN"/>
-        </w:rPr>
-        <w:t xml:space="preserve">для квадрата, </w:t>
-      </w:r>
-      <w:r>
-        <w:rPr>
-          <w:rFonts w:hint="default" w:cs="Times New Roman"/>
-          <w:b w:val="0"/>
-          <w:bCs w:val="0"/>
-          <w:i w:val="0"/>
-          <w:iCs w:val="0"/>
-          <w:kern w:val="3"/>
-          <w:sz w:val="28"/>
-          <w:szCs w:val="28"/>
-          <w:lang w:val="en-US" w:eastAsia="zh-CN" w:bidi="hi-IN"/>
-        </w:rPr>
-        <w:t>O(M*N) + O(K) = O(M*N)</w:t>
+        <w:t xml:space="preserve">O(K), K - </w:t>
+      </w:r>
+      <w:r>
+        <w:rPr>
+          <w:rFonts w:hint="default" w:cs="Times New Roman"/>
+          <w:b w:val="0"/>
+          <w:bCs w:val="0"/>
+          <w:i w:val="0"/>
+          <w:iCs w:val="0"/>
+          <w:kern w:val="3"/>
+          <w:sz w:val="28"/>
+          <w:szCs w:val="28"/>
+          <w:lang w:val="ru-RU" w:eastAsia="zh-CN" w:bidi="hi-IN"/>
+        </w:rPr>
+        <w:t>кол-во квадратов в решении</w:t>
       </w:r>
     </w:p>
     <w:p>
@@ -3224,6 +3468,95 @@
           <w:kern w:val="3"/>
           <w:sz w:val="28"/>
           <w:szCs w:val="28"/>
+          <w:lang w:val="en-US" w:eastAsia="zh-CN" w:bidi="hi-IN"/>
+        </w:rPr>
+      </w:pPr>
+      <w:r>
+        <w:rPr>
+          <w:rFonts w:hint="default" w:cs="Times New Roman"/>
+          <w:b w:val="0"/>
+          <w:bCs w:val="0"/>
+          <w:i w:val="0"/>
+          <w:iCs w:val="0"/>
+          <w:kern w:val="3"/>
+          <w:sz w:val="28"/>
+          <w:szCs w:val="28"/>
+          <w:lang w:val="ru-RU" w:eastAsia="zh-CN" w:bidi="hi-IN"/>
+        </w:rPr>
+        <w:t xml:space="preserve">Общая память: </w:t>
+      </w:r>
+      <w:r>
+        <w:rPr>
+          <w:rFonts w:hint="default" w:cs="Times New Roman"/>
+          <w:b w:val="0"/>
+          <w:bCs w:val="0"/>
+          <w:i w:val="0"/>
+          <w:iCs w:val="0"/>
+          <w:kern w:val="3"/>
+          <w:sz w:val="28"/>
+          <w:szCs w:val="28"/>
+          <w:lang w:val="en-US" w:eastAsia="zh-CN" w:bidi="hi-IN"/>
+        </w:rPr>
+        <w:t xml:space="preserve">O(N^2) + O(K) = O(N^2) - </w:t>
+      </w:r>
+      <w:r>
+        <w:rPr>
+          <w:rFonts w:hint="default" w:cs="Times New Roman"/>
+          <w:b w:val="0"/>
+          <w:bCs w:val="0"/>
+          <w:i w:val="0"/>
+          <w:iCs w:val="0"/>
+          <w:kern w:val="3"/>
+          <w:sz w:val="28"/>
+          <w:szCs w:val="28"/>
+          <w:lang w:val="ru-RU" w:eastAsia="zh-CN" w:bidi="hi-IN"/>
+        </w:rPr>
+        <w:t xml:space="preserve">для квадрата, </w:t>
+      </w:r>
+      <w:r>
+        <w:rPr>
+          <w:rFonts w:hint="default" w:cs="Times New Roman"/>
+          <w:b w:val="0"/>
+          <w:bCs w:val="0"/>
+          <w:i w:val="0"/>
+          <w:iCs w:val="0"/>
+          <w:kern w:val="3"/>
+          <w:sz w:val="28"/>
+          <w:szCs w:val="28"/>
+          <w:lang w:val="en-US" w:eastAsia="zh-CN" w:bidi="hi-IN"/>
+        </w:rPr>
+        <w:t>O(M*N) + O(K) = O(M*N)</w:t>
+      </w:r>
+    </w:p>
+    <w:p>
+      <w:pPr>
+        <w:pStyle w:val="5"/>
+        <w:keepNext w:val="0"/>
+        <w:keepLines w:val="0"/>
+        <w:pageBreakBefore w:val="0"/>
+        <w:widowControl/>
+        <w:kinsoku/>
+        <w:wordWrap/>
+        <w:overflowPunct/>
+        <w:topLinePunct w:val="0"/>
+        <w:autoSpaceDE/>
+        <w:autoSpaceDN w:val="0"/>
+        <w:bidi w:val="0"/>
+        <w:adjustRightInd/>
+        <w:snapToGrid/>
+        <w:spacing w:line="360" w:lineRule="auto"/>
+        <w:ind w:left="0" w:leftChars="0" w:firstLine="350" w:firstLineChars="125"/>
+        <w:jc w:val="both"/>
+        <w:textAlignment w:val="baseline"/>
+        <w:rPr>
+          <w:rFonts w:hint="default" w:cs="Times New Roman"/>
+          <w:b w:val="0"/>
+          <w:bCs w:val="0"/>
+          <w:i w:val="0"/>
+          <w:iCs w:val="0"/>
+          <w:kern w:val="3"/>
+          <w:sz w:val="28"/>
+          <w:szCs w:val="28"/>
           <w:lang w:val="ru-RU" w:eastAsia="zh-CN" w:bidi="hi-IN"/>
         </w:rPr>
       </w:pPr>
@@ -3342,7 +3675,7 @@
           <w:szCs w:val="28"/>
           <w:lang w:val="en-US" w:eastAsia="ru-RU" w:bidi="hi-IN"/>
         </w:rPr>
-        <w:t xml:space="preserve"> по лучшему решению - если текущее кол-во квадратов больше лучшего найденного, эта ветка отсекается</w:t>
+        <w:t xml:space="preserve"> по лучшему решению (верхняя граница) - если текущее кол-во квадратов больше лучшего найденного, эта ветка отсекается</w:t>
       </w:r>
     </w:p>
     <w:p>
@@ -3390,53 +3723,6 @@
           <w:lang w:val="en-US" w:eastAsia="ru-RU" w:bidi="hi-IN"/>
         </w:rPr>
         <w:t>Приоритет больших квадратов - перебор размеров от максимального к минимальному позволяет быстрее находить хорошие рещения</w:t>
-      </w:r>
-    </w:p>
-    <w:p>
-      <w:pPr>
-        <w:pStyle w:val="5"/>
-        <w:keepLines w:val="0"/>
-        <w:pageBreakBefore w:val="0"/>
-        <w:numPr>
-          <w:ilvl w:val="0"/>
-          <w:numId w:val="2"/>
-        </w:numPr>
-        <w:kinsoku/>
-        <w:wordWrap/>
-        <w:overflowPunct/>
-        <w:topLinePunct w:val="0"/>
-        <w:autoSpaceDE/>
-        <w:bidi w:val="0"/>
-        <w:adjustRightInd/>
-        <w:snapToGrid/>
-        <w:spacing w:line="360" w:lineRule="auto"/>
-        <w:ind w:left="425" w:leftChars="0" w:hanging="425" w:firstLineChars="0"/>
-        <w:jc w:val="both"/>
-        <w:rPr>
-          <w:rFonts w:hint="default" w:cs="Times New Roman"/>
-          <w:b w:val="0"/>
-          <w:bCs w:val="0"/>
-          <w:i w:val="0"/>
-          <w:iCs w:val="0"/>
-          <w:kern w:val="3"/>
-          <w:sz w:val="28"/>
-          <w:szCs w:val="28"/>
-          <w:lang w:val="en-US" w:eastAsia="ru-RU" w:bidi="hi-IN"/>
-        </w:rPr>
-      </w:pPr>
-      <w:r>
-        <w:rPr>
-          <w:rFonts w:hint="default" w:cs="Times New Roman"/>
-          <w:b w:val="0"/>
-          <w:bCs w:val="0"/>
-          <w:i w:val="0"/>
-          <w:iCs w:val="0"/>
-          <w:kern w:val="3"/>
-          <w:sz w:val="28"/>
-          <w:szCs w:val="28"/>
-          <w:lang w:val="en-US" w:eastAsia="ru-RU" w:bidi="hi-IN"/>
-        </w:rPr>
-        <w:t>Ограничения размера первого квадрата - для исключения симметричных решений (только для прямоугольного поля)</w:t>
       </w:r>
     </w:p>
     <w:p>
@@ -3610,6 +3896,12 @@
             <w:insideH w:val="single" w:color="auto" w:sz="4" w:space="0"/>
             <w:insideV w:val="single" w:color="auto" w:sz="4" w:space="0"/>
           </w:tblBorders>
+          <w:tblCellMar>
+            <w:top w:w="0" w:type="dxa"/>
+            <w:left w:w="108" w:type="dxa"/>
+            <w:bottom w:w="0" w:type="dxa"/>
+            <w:right w:w="108" w:type="dxa"/>
+          </w:tblCellMar>
         </w:tblPrEx>
         <w:tc>
           <w:tcPr>
